--- a/reports/substack/docx/levanter-daily-2026-09-04.docx
+++ b/reports/substack/docx/levanter-daily-2026-09-04.docx
@@ -7,7 +7,7 @@
         <w:pStyle w:val="Title"/>
       </w:pPr>
       <w:r>
-        <w:t>Levanter Daily · Thursday, 3 September 2026</w:t>
+        <w:t>Levanter Daily · Friday, 4 September 2026</w:t>
       </w:r>
     </w:p>
     <w:p>
@@ -26,7 +26,7 @@
         <w:t>Yesterday.</w:t>
       </w:r>
       <w:r>
-        <w:t xml:space="preserve"> 34 of 35 coins closed higher. Best ZEC +18.3%, weakest ASTER -2.5%. </w:t>
+        <w:t xml:space="preserve"> 33 of 35 coins closed higher. Best ZEC +15.7%, weakest MORPHO -1.3%. </w:t>
       </w:r>
       <w:r>
         <w:rPr>
@@ -44,7 +44,7 @@
         <w:t>calmer</w:t>
       </w:r>
       <w:r>
-        <w:t xml:space="preserve"> conditions near-term (1/3 flagged high-vol at 7d). Most active names to watch: ENA, UNI.</w:t>
+        <w:t xml:space="preserve"> conditions near-term (0/3 flagged high-vol at 7d). Most active names to watch: ENA, UNI.</w:t>
       </w:r>
     </w:p>
     <w:p>
@@ -63,7 +63,7 @@
         <w:t>Yesterday.</w:t>
       </w:r>
       <w:r>
-        <w:t xml:space="preserve"> 4 of 16 pairs closed higher. Best AUDUSD +0.8%, weakest GBPJPY -2.6%. </w:t>
+        <w:t xml:space="preserve"> 4 of 16 pairs closed higher. Best NZDUSD +0.8%, weakest USDJPY -1.6%. </w:t>
       </w:r>
       <w:r>
         <w:rPr>
@@ -100,7 +100,7 @@
         <w:t>Yesterday.</w:t>
       </w:r>
       <w:r>
-        <w:t xml:space="preserve"> 12 of 18 markets closed higher. Best PALLADIUM +6.7%, weakest COFFEE -10.2%. </w:t>
+        <w:t xml:space="preserve"> 11 of 18 markets closed higher. Best PALLADIUM +5.8%, weakest COFFEE -10.2%. </w:t>
       </w:r>
       <w:r>
         <w:rPr>

--- a/reports/substack/docx/levanter-daily-2026-09-04.docx
+++ b/reports/substack/docx/levanter-daily-2026-09-04.docx
@@ -26,7 +26,7 @@
         <w:t>Yesterday.</w:t>
       </w:r>
       <w:r>
-        <w:t xml:space="preserve"> 33 of 35 coins closed higher. Best ZEC +15.7%, weakest MORPHO -1.3%. </w:t>
+        <w:t xml:space="preserve"> 32 of 35 coins closed higher. Best ZEC +16.8%, weakest MORPHO -1.7%. </w:t>
       </w:r>
       <w:r>
         <w:rPr>
@@ -100,7 +100,7 @@
         <w:t>Yesterday.</w:t>
       </w:r>
       <w:r>
-        <w:t xml:space="preserve"> 11 of 18 markets closed higher. Best PALLADIUM +5.8%, weakest COFFEE -10.2%. </w:t>
+        <w:t xml:space="preserve"> 10 of 18 markets closed higher. Best PALLADIUM +5.7%, weakest COFFEE -4.0%. </w:t>
       </w:r>
       <w:r>
         <w:rPr>
@@ -118,7 +118,7 @@
         <w:t>turbulent</w:t>
       </w:r>
       <w:r>
-        <w:t xml:space="preserve"> conditions near-term (13/16 flagged high-vol at 7d). Most active names to watch: BRENT OIL, COFFEE.</w:t>
+        <w:t xml:space="preserve"> conditions near-term (13/16 flagged high-vol at 7d). Most active names to watch: BRENT OIL, WTI OIL.</w:t>
       </w:r>
     </w:p>
     <w:p/>

--- a/reports/substack/docx/levanter-daily-2026-09-04.docx
+++ b/reports/substack/docx/levanter-daily-2026-09-04.docx
@@ -26,7 +26,7 @@
         <w:t>Yesterday.</w:t>
       </w:r>
       <w:r>
-        <w:t xml:space="preserve"> 32 of 35 coins closed higher. Best ZEC +16.8%, weakest MORPHO -1.7%. </w:t>
+        <w:t xml:space="preserve"> 31 of 35 coins closed higher. Best ZEC +14.6%, weakest MORPHO -1.5%. </w:t>
       </w:r>
       <w:r>
         <w:rPr>
@@ -63,7 +63,7 @@
         <w:t>Yesterday.</w:t>
       </w:r>
       <w:r>
-        <w:t xml:space="preserve"> 4 of 16 pairs closed higher. Best NZDUSD +0.8%, weakest USDJPY -1.6%. </w:t>
+        <w:t xml:space="preserve"> 4 of 16 pairs closed higher. Best NZDUSD +0.8%, weakest AUDJPY -1.1%. </w:t>
       </w:r>
       <w:r>
         <w:rPr>
@@ -81,7 +81,7 @@
         <w:t>calmer</w:t>
       </w:r>
       <w:r>
-        <w:t xml:space="preserve"> conditions near-term (1/7 flagged high-vol at 7d). Most active names to watch: USDZAR, USDSEK.</w:t>
+        <w:t xml:space="preserve"> conditions near-term (0/7 flagged high-vol at 7d). Most active names to watch: USDZAR, USDSEK.</w:t>
       </w:r>
     </w:p>
     <w:p>
@@ -100,7 +100,7 @@
         <w:t>Yesterday.</w:t>
       </w:r>
       <w:r>
-        <w:t xml:space="preserve"> 10 of 18 markets closed higher. Best PALLADIUM +5.7%, weakest COFFEE -4.0%. </w:t>
+        <w:t xml:space="preserve"> 10 of 18 markets closed higher. Best PALLADIUM +5.8%, weakest COFFEE -4.0%. </w:t>
       </w:r>
       <w:r>
         <w:rPr>
@@ -118,7 +118,7 @@
         <w:t>turbulent</w:t>
       </w:r>
       <w:r>
-        <w:t xml:space="preserve"> conditions near-term (13/16 flagged high-vol at 7d). Most active names to watch: BRENT OIL, WTI OIL.</w:t>
+        <w:t xml:space="preserve"> conditions near-term (14/16 flagged high-vol at 7d). Most active names to watch: BRENT OIL, WTI OIL.</w:t>
       </w:r>
     </w:p>
     <w:p/>

--- a/reports/substack/docx/levanter-daily-2026-09-04.docx
+++ b/reports/substack/docx/levanter-daily-2026-09-04.docx
@@ -26,7 +26,7 @@
         <w:t>Yesterday.</w:t>
       </w:r>
       <w:r>
-        <w:t xml:space="preserve"> 31 of 35 coins closed higher. Best ZEC +14.6%, weakest MORPHO -1.5%. </w:t>
+        <w:t xml:space="preserve"> 34 of 35 coins closed higher. Best ZEC +20.3%, weakest PUMP -4.8%. </w:t>
       </w:r>
       <w:r>
         <w:rPr>
@@ -44,7 +44,7 @@
         <w:t>calmer</w:t>
       </w:r>
       <w:r>
-        <w:t xml:space="preserve"> conditions near-term (0/3 flagged high-vol at 7d). Most active names to watch: ENA, UNI.</w:t>
+        <w:t xml:space="preserve"> conditions near-term (1/3 flagged high-vol at 7d). Most active names to watch: ENA, UNI.</w:t>
       </w:r>
     </w:p>
     <w:p>
@@ -63,7 +63,7 @@
         <w:t>Yesterday.</w:t>
       </w:r>
       <w:r>
-        <w:t xml:space="preserve"> 4 of 16 pairs closed higher. Best NZDUSD +0.8%, weakest AUDJPY -1.1%. </w:t>
+        <w:t xml:space="preserve"> 5 of 16 pairs closed higher. Best AUDUSD +0.6%, weakest USDJPY -1.6%. </w:t>
       </w:r>
       <w:r>
         <w:rPr>
@@ -81,7 +81,7 @@
         <w:t>calmer</w:t>
       </w:r>
       <w:r>
-        <w:t xml:space="preserve"> conditions near-term (0/7 flagged high-vol at 7d). Most active names to watch: USDZAR, USDSEK.</w:t>
+        <w:t xml:space="preserve"> conditions near-term (1/7 flagged high-vol at 7d). Most active names to watch: USDZAR, USDSEK.</w:t>
       </w:r>
     </w:p>
     <w:p>
@@ -100,7 +100,7 @@
         <w:t>Yesterday.</w:t>
       </w:r>
       <w:r>
-        <w:t xml:space="preserve"> 10 of 18 markets closed higher. Best PALLADIUM +5.8%, weakest COFFEE -4.0%. </w:t>
+        <w:t xml:space="preserve"> 10 of 18 markets closed higher. Best CORN +4.8%, weakest COFFEE -8.4%. </w:t>
       </w:r>
       <w:r>
         <w:rPr>
@@ -118,7 +118,7 @@
         <w:t>turbulent</w:t>
       </w:r>
       <w:r>
-        <w:t xml:space="preserve"> conditions near-term (14/16 flagged high-vol at 7d). Most active names to watch: BRENT OIL, WTI OIL.</w:t>
+        <w:t xml:space="preserve"> conditions near-term (13/16 flagged high-vol at 7d). Most active names to watch: BRENT OIL, COFFEE.</w:t>
       </w:r>
     </w:p>
     <w:p/>

--- a/reports/substack/docx/levanter-daily-2026-09-04.docx
+++ b/reports/substack/docx/levanter-daily-2026-09-04.docx
@@ -26,7 +26,7 @@
         <w:t>Yesterday.</w:t>
       </w:r>
       <w:r>
-        <w:t xml:space="preserve"> 34 of 35 coins closed higher. Best ZEC +20.3%, weakest PUMP -4.8%. </w:t>
+        <w:t xml:space="preserve"> 6 of 35 coins closed higher. Best ZEC +4.3%, weakest PEPE -8.6%. </w:t>
       </w:r>
       <w:r>
         <w:rPr>
@@ -44,7 +44,7 @@
         <w:t>calmer</w:t>
       </w:r>
       <w:r>
-        <w:t xml:space="preserve"> conditions near-term (1/3 flagged high-vol at 7d). Most active names to watch: ENA, UNI.</w:t>
+        <w:t xml:space="preserve"> conditions near-term (0/3 flagged high-vol at 7d). Most active names to watch: ENA, UNI.</w:t>
       </w:r>
     </w:p>
     <w:p>
@@ -63,7 +63,7 @@
         <w:t>Yesterday.</w:t>
       </w:r>
       <w:r>
-        <w:t xml:space="preserve"> 5 of 16 pairs closed higher. Best AUDUSD +0.6%, weakest USDJPY -1.6%. </w:t>
+        <w:t xml:space="preserve"> 5 of 16 pairs closed higher. Best NZDUSD +0.7%, weakest USDJPY -1.8%. </w:t>
       </w:r>
       <w:r>
         <w:rPr>
@@ -81,7 +81,7 @@
         <w:t>calmer</w:t>
       </w:r>
       <w:r>
-        <w:t xml:space="preserve"> conditions near-term (1/7 flagged high-vol at 7d). Most active names to watch: USDZAR, USDSEK.</w:t>
+        <w:t xml:space="preserve"> conditions near-term (0/7 flagged high-vol at 7d). Most active names to watch: USDZAR, USDSEK.</w:t>
       </w:r>
     </w:p>
     <w:p>
@@ -100,7 +100,7 @@
         <w:t>Yesterday.</w:t>
       </w:r>
       <w:r>
-        <w:t xml:space="preserve"> 10 of 18 markets closed higher. Best CORN +4.8%, weakest COFFEE -8.4%. </w:t>
+        <w:t xml:space="preserve"> 10 of 18 markets closed higher. Best CORN +4.6%, weakest COFFEE -8.2%. </w:t>
       </w:r>
       <w:r>
         <w:rPr>
@@ -118,7 +118,7 @@
         <w:t>turbulent</w:t>
       </w:r>
       <w:r>
-        <w:t xml:space="preserve"> conditions near-term (13/16 flagged high-vol at 7d). Most active names to watch: BRENT OIL, COFFEE.</w:t>
+        <w:t xml:space="preserve"> conditions near-term (12/16 flagged high-vol at 7d). Most active names to watch: BRENT OIL, COFFEE.</w:t>
       </w:r>
     </w:p>
     <w:p/>
